--- a/example_articles/states/Illinois/6.states_Illinois_Other_publisher.docx
+++ b/example_articles/states/Illinois/6.states_Illinois_Other_publisher.docx
@@ -27,17 +27,17 @@
     </w:p>
     <w:p>
       <w:r>
-        <w:t>Source File: Other publishers/Files (500) (26).DOCX</w:t>
+        <w:t>Source file: Other publishers/Files (500) (26).DOCX</w:t>
       </w:r>
     </w:p>
     <w:p>
       <w:r>
-        <w:t>Raw locations result: ['Illinois']</w:t>
+        <w:t>Raw locations result, 'locations': ['Illinois']</w:t>
       </w:r>
     </w:p>
     <w:p>
       <w:r>
-        <w:t>states_stand_flat (Standardized): Illinois</w:t>
+        <w:t>Standardized locations result, 'states_stand_flat': Illinois</w:t>
       </w:r>
     </w:p>
     <w:p>

--- a/example_articles/states/Illinois/6.states_Illinois_Other_publisher.docx
+++ b/example_articles/states/Illinois/6.states_Illinois_Other_publisher.docx
@@ -7,7 +7,7 @@
         <w:pStyle w:val="Heading1"/>
       </w:pPr>
       <w:r>
-        <w:t>Clear choice? Oberstar vs. murderer in Eighth District</w:t>
+        <w:t>Clinton, collegians discuss education</w:t>
       </w:r>
     </w:p>
     <w:p>
@@ -17,17 +17,17 @@
     </w:p>
     <w:p>
       <w:r>
-        <w:t>Date: 1992-09-12</w:t>
+        <w:t>Date: 1992-12-08</w:t>
       </w:r>
     </w:p>
     <w:p>
       <w:r>
-        <w:t>Section: News; Pg. 5B</w:t>
+        <w:t>Section: NEWS; Pg. 4A</w:t>
       </w:r>
     </w:p>
     <w:p>
       <w:r>
-        <w:t>Source file: Other publishers/Files (500) (26).DOCX</w:t>
+        <w:t>Source file: Other publishers/Files (500) (20).DOCX</w:t>
       </w:r>
     </w:p>
     <w:p>
@@ -49,47 +49,49 @@
     </w:p>
     <w:p>
       <w:r>
-        <w:t>The local newspaper apparently didn't have to do much soul-searching before endorsing longtime Congressman James Oberstar in next week's primary election:</w:t>
+        <w:t>President-elect Clinton, en route to Washington for his second post-election visit, Monday continued a stylistic makeover of his new job in a give-and-take session with college students here that often seemed to benefit Clinton more than his audience.</w:t>
         <w:br/>
-        <w:t xml:space="preserve"> "[Oberstar] has drawn criticism from us in two recent editorials - but we're not about to endorse a convicted murderer over him in the Democratic Party primary contest for his Eighth Congressional District seat," the Duluth News-Tribune said Monday on its editorial page.</w:t>
+        <w:t>First, Clinton, in a town meeting with students at Wilbur Wright Community College, offered a smidgen of news. He acknowledged there are growing signs that the economy is improving, but said that doesn't lessen the need to take</w:t>
         <w:br/>
-        <w:t xml:space="preserve"> Voters who complain that candidates don't present a clear choice are invited to consider this race, which pits a nine-term elder-statesman incumbent against life-term prison inmate Leonard Richards.</w:t>
+        <w:t>''We've got to deal with problems now that have been coming on us for 20 years,'' Clinton said, citing health care reform, a new energy policy and the deficit.</w:t>
         <w:br/>
-        <w:t xml:space="preserve"> If nominated, Richards apparently will run; if elected, he will continue to serve a life sentence in Oak Park Heights prison for stabbing and shooting his attorney to death in Minneapolis in 1987.</w:t>
+        <w:t>''It's important for me, as your president, not only to focus on keeping inflation down and crime, and do these things in the short run that are important, but also to deal with these long-term problems.''</w:t>
         <w:br/>
-        <w:t xml:space="preserve"> Though his candidacy really doesn't stand a snowball's chance in a taconite furnace, Richards, 50, apparently is serious: He paid the $ 300 filing fee that will get his name on the ballot.</w:t>
+        <w:t>But most of what Clinton hoped to do here dealt with style, with continuing the populist image he tried to foster during his campaign, and which he has continued with touches like his walk through a middle-class black neighborhood in Washington, D.C., and his almost daily stops at a Little Rock McDonald's.</w:t>
         <w:br/>
-        <w:t>And he's not without a track record; while in the Hennepin County jail awaiting trial in 1990, Richards ran for state treasurer in the DFL primary. He got 33,033 votes - but it was only good for for third place.</w:t>
+        <w:t>Clinton prides himself on knowing what is in the hearts and minds of average citizens.</w:t>
         <w:br/>
-        <w:t xml:space="preserve"> This also is his second run at Oberstar's seat. He ran as a Republican in 1974, identifying himself as the Rev. Leonard Richards, a Protestant minister from the Iron Range town of Keewatin.  He also ran for the U.S. Senate in 1978.</w:t>
+        <w:t>And at Wright, he showcased his zeal for educational and economic reform - and his love for the most obscure bit of policy jargon - answering questions from working-class students whose average age was 31 and who personified Clinton's call for lifelong learning.</w:t>
         <w:br/>
-        <w:t xml:space="preserve"> Among those disturbed by Richards' quest for office is Char Stratton, mother of R.T. Stratton, Richards' attorney, who was found murdered in Richards' home. Prosecutors said Stratton was killed because he was prepared to give damaging information about Richards to the IRS.</w:t>
+        <w:t>Clinton easily parried questions on youth gangs, increasing scholarship programs and details of his national youth service plan, which would offer students a chance to work off college loans through community service.</w:t>
         <w:br/>
-        <w:t xml:space="preserve"> "Richards can't represent us in the U.S. Congress from Oak Park [Heights], Minnesota's maximum security prison," she wrote in a letter to the editor that was published recently. "If you truly want a change, please consider voting Republican."</w:t>
+        <w:t>But, like a regular guy, Clinton acknowledged he didn't have some answers, like on a detailed question about proposed changes in financial aid laws.</w:t>
         <w:br/>
-        <w:t xml:space="preserve"> Richards' felony record, while disqualifying him from seeking state office, does not bar him under the U.S. Constitution from running for president or the U.S. House or Senate, said Joe Mansky, director of the elections division of the Minnesota secretary of state's office.</w:t>
+        <w:t>And Clinton also credited his audience with suggesting at least one idea he hadn't thought of. One student raised the notion of allowing students to write off the cost of college tuition on their taxes.</w:t>
         <w:br/>
-        <w:t xml:space="preserve"> Mansky speculated that the framers of the Constitution didn't want to deny office to those convicted of crimes by the British-controlled government before the American Revolution.</w:t>
+        <w:t>Clinton was so struck by the idea that he conducted an instant poll, asking if students preferred the tax write-off, or the gradual payback offered by his community service plan. Community service won.</w:t>
         <w:br/>
-        <w:t xml:space="preserve"> "All [Richards] has to do is be at least 25, a U.S. citizen and a resident of the state at the time of the election. He doesn't even need to be a resident of the district from which he seeks office," said Mansky.</w:t>
+        <w:t>But Clinton's approach as a national Mr. Fix-It has its limitations. Sam Elliott, 20, asked him what he planned to do about Elliott's core electronics courses being canceled for lack of funds.</w:t>
         <w:br/>
-        <w:t xml:space="preserve"> But Richards, who will be eligible for parole in 2008, isn't mounting much of a campaign. He didn't return a telephone message relayed to him Thursday by prison officials.</w:t>
+        <w:t>''The federal government does not have the capacity, with the deficit we have, to take over substantial funding of the community college system,'' Clinton said.</w:t>
         <w:br/>
-        <w:t xml:space="preserve"> However, in answer to a questionnaire sent to primary candidates, Richards said he was "pro-choice on abortion, pro-environment, and dedicated to enhancing human rights and human development." He also said the public was fleeced in the deal that gave Northwest Airlines state financing for an Airbus maintenance base in northern Minnesota.</w:t>
+        <w:t>Not good enough, Elliott said. ''I asked him if the federal government could do more, and he said no. That's the whole problem - they won't do anything.''</w:t>
         <w:br/>
-        <w:t xml:space="preserve"> Oberstar's more serious challenge is expected to come in the general election, in a contest with Independent-Republican candidate Phil Herwig of Princeton.</w:t>
+        <w:t>CLINTON: Addressing community college students in Illinois dramatic action.</w:t>
         <w:br/>
-        <w:t xml:space="preserve"> The 18-year representative must withstand the national displeasure with entrenched members of Congress. And Herwig is prepared to exploit that sentiment, having already criticized Oberstar, 58, for living in a posh neighborhood in the Washington suburb of Bethesda, Md., outside his working-class district.</w:t>
         <w:br/>
-        <w:t xml:space="preserve"> The Duluth News-Tribune, the largest daily newspaper in Oberstar's district, has questioned whether he works diligently enough to control federal spending, and it criticized him for supporting plans to build expensive harbors of refuge along Lake Superior's North Shore.</w:t>
+        <w:t>Notes</w:t>
         <w:br/>
-        <w:t xml:space="preserve"> But Oberstar is better positioned than most to withstand those challenges. The Chisholm native comes from a district that's traditionally loyal to its own; his predecessor and boss, John Blatnik, served for 28 years before retiring in 1974.</w:t>
         <w:br/>
-        <w:t xml:space="preserve"> In addition, Oberstar remained largely unmuddied by the House bank scandal, overdrawing his account only twice as a result of what he called minor misunderstandings.  He was among dozens of members of Congress cleared Wednesday of criminal wrongdoing by the Justice Department.</w:t>
+        <w:t>WASHINGTON AND THE WORLD; TRANSITION</w:t>
         <w:br/>
-        <w:t xml:space="preserve"> His image back home as public servant was greatly enhanced through his high-profile work to persuade the state and Northwest Airlines to collaborate on the funding for airplane maintenance bases proposed for Duluth and Hibbing. As chairman of the Aviation Subcommittee of the House Public Works and Transportation Committee, he was well-positioned to help keep the deal on track.</w:t>
         <w:br/>
-        <w:t xml:space="preserve"> If the plans can be disentangled from a lawsuit that has prevented ground breaking, the Airbus deal could be Oberstar's finest achievement; if the taxpayer-subsidized deal falls through, it could be to his political detriment.</w:t>
+        <w:t>Graphic</w:t>
+        <w:br/>
+        <w:br/>
+        <w:t xml:space="preserve"> </w:t>
+        <w:br/>
+        <w:t>PHOTO, b/w, Gary Hershorn, Reuters</w:t>
       </w:r>
     </w:p>
     <w:sectPr>

--- a/example_articles/states/Illinois/6.states_Illinois_Other_publisher.docx
+++ b/example_articles/states/Illinois/6.states_Illinois_Other_publisher.docx
@@ -7,7 +7,7 @@
         <w:pStyle w:val="Heading1"/>
       </w:pPr>
       <w:r>
-        <w:t>Clinton, collegians discuss education</w:t>
+        <w:t>Local arts &amp; entertainment Local arts &amp; entertainment</w:t>
       </w:r>
     </w:p>
     <w:p>
@@ -17,17 +17,17 @@
     </w:p>
     <w:p>
       <w:r>
-        <w:t>Date: 1992-12-08</w:t>
+        <w:t>Date: 2016-03-20</w:t>
       </w:r>
     </w:p>
     <w:p>
       <w:r>
-        <w:t>Section: NEWS; Pg. 4A</w:t>
+        <w:t>Section: NEIGHBOR; Pg. 1</w:t>
       </w:r>
     </w:p>
     <w:p>
       <w:r>
-        <w:t>Source file: Other publishers/Files (500) (20).DOCX</w:t>
+        <w:t>Source file: Other publishers/Files (500) (23).DOCX</w:t>
       </w:r>
     </w:p>
     <w:p>
@@ -49,49 +49,61 @@
     </w:p>
     <w:p>
       <w:r>
-        <w:t>President-elect Clinton, en route to Washington for his second post-election visit, Monday continued a stylistic makeover of his new job in a give-and-take session with college students here that often seemed to benefit Clinton more than his audience.</w:t>
+        <w:t>Includes plays, films, festivals, art exhibits and receptions, concerts, dance shows and more. Deadline is two weeks before event.</w:t>
         <w:br/>
-        <w:t>First, Clinton, in a town meeting with students at Wilbur Wright Community College, offered a smidgen of news. He acknowledged there are growing signs that the economy is improving, but said that doesn't lessen the need to take</w:t>
+        <w:t>Shakespeare's 'The Tempest': 2 p.m. Sunday, March 20, Harper College, 1200 W. Algonquin Road, Palatine. The themes of trickery, magic, romance and revenge will be explored in the Harper Ensemble Theatre's upcoming production of "The Tempest." The play, which is widely considered to be the last of Shakespeare's solo plays and his final masterpiece, features original music by Steve Goers of the University of Cincinnati College-Conservatory of Music. Tickets are $12 for seniors and Harper students, faculty and staff; $15 general admission. Contact (847) 925-6100 or harpercollege.edu/boxoffice.</w:t>
         <w:br/>
-        <w:t>''We've got to deal with problems now that have been coming on us for 20 years,'' Clinton said, citing health care reform, a new energy policy and the deficit.</w:t>
+        <w:t>Chicagoland Family Pet Expo: 10 a.m.-5 p.m. Sunday, March 20, Arlington Park, 2200 W. Euclid Ave., Arlington Heights. World-class entertainment, demonstrations, the latest pet products and hundreds of animal rescue groups. Adults $10, get $1 off at www.petchicago.com. On Friday only from 5-9 p.m., buy one, get one same price admission free. Children ages 3-12, $5; parking: $7. Please leave pets at home unless part of a performance or exhibit. For information, visit            www.petchicago.com.</w:t>
         <w:br/>
-        <w:t>''It's important for me, as your president, not only to focus on keeping inflation down and crime, and do these things in the short run that are important, but also to deal with these long-term problems.''</w:t>
+        <w:t>The Evolution Of The Girl Groups — Andrew Sisters to Dixie Chicks: 2 p.m. Sunday,</w:t>
         <w:br/>
-        <w:t>But most of what Clinton hoped to do here dealt with style, with continuing the populist image he tried to foster during his campaign, and which he has continued with touches like his walk through a middle-class black neighborhood in Washington, D.C., and his almost daily stops at a Little Rock McDonald's.</w:t>
+        <w:t>March 20, Prospect Heights Library, 12 Elm St., Prospect Heights. Embark on a musical journey with cabaret trio Laura Freeman, Beckie Menzie and Marianne Murphy Orland. Enjoy the sounds and stories of some of music's most beloved female vocalists with harmonies and stories of struggle and success. Register at (847) 259-3500, ext. 35, or www.phpl.info.</w:t>
         <w:br/>
-        <w:t>Clinton prides himself on knowing what is in the hearts and minds of average citizens.</w:t>
+        <w:t>The Shamrock Ragsters: 2 p.m. Sunday, March 20, Rolling Meadows Library, 3110 Martin Lane, Rolling Meadows. Everyone is Irish for St. Patrick's Day so come and experience the energy and the music performed by Chicago quartet The Shamrock Ragsters. They'll play and sing Irish and Celtic tunes, as well as bluegrass, Dixieland jazz, and old time blues. Get your free tickets at the Welcome Desk, call the library at (847) 259-6050 or register online at www.rmlib.org.</w:t>
         <w:br/>
-        <w:t>And at Wright, he showcased his zeal for educational and economic reform - and his love for the most obscure bit of policy jargon - answering questions from working-class students whose average age was 31 and who personified Clinton's call for lifelong learning.</w:t>
+        <w:t>Easter bunny Photos: Daily through Saturday, March 26, Woodfield Mall, 5 Woodfield Mall, Schaumburg. Families are invited to capture their springtime memories as part of the Easter Bunny Photo Experience at Woodfield Mall, sponsored by The Gymboree Corporation. Parents are welcome to purchase professionally produced photos of the Easter bunny with their child or the entire family. Visit simon.noerrbunny.com.</w:t>
         <w:br/>
-        <w:t>Clinton easily parried questions on youth gangs, increasing scholarship programs and details of his national youth service plan, which would offer students a chance to work off college loans through community service.</w:t>
+        <w:t>Easter egg hunt: Sunday, March 20, First Congregational Church of Des Plaines, 766 Graceland Ave., Des Plaines. Children through grade five are invited to a free Easter egg hunt on the playground. Kids ages 6 and younger will start at 10:45 a.m., grades one-three at 11 a.m., and grades four-five at 11:15 a.m. Bring a basket or bag for each child. In case of bad weather, the hunt will be moved indoors. Also on March 20, the church will host a free Nerf Tournament for kids of all ages, with the opening shot at 3:30 p.m. Participants should bring their own Nerf blasters. Mandatory eye protection and darts provided. To reserve a Nerf Tournament spot or for details, contact Sue Almerigi at (847) 894-1135 or Sue.Almerigi@fccdp.org</w:t>
         <w:br/>
-        <w:t>But, like a regular guy, Clinton acknowledged he didn't have some answers, like on a detailed question about proposed changes in financial aid laws.</w:t>
+        <w:t>Egg Hunt, Bunny Visit: Sunday, March 20, Wolff's Flea Market, 1775 N. Rand Road, Palatine. Join the annual Egg Hunt and visit with the Easter bunny … flea market style. 11-11:30 a.m. egg hunt-all kids will receive a small prize and candy; 11:45 a.m.-12:30 p.m. magician Bob James; 1-3 p.m. visit with the Easter bunny and games. Also, prizes, basket raffles and face painting. In between, shop 300 independent sellers offering antiques, fresh produce, collectibles, toys, Easter baskets, video games, music, movies, books, jewelry, clothing, resale and new items, home decor and more. Market hours are 8 a.m.-4 p.m. Admission: $1 adults. For information, call (847) 524-9590 or visit wolffs.com.</w:t>
         <w:br/>
-        <w:t>And Clinton also credited his audience with suggesting at least one idea he hadn't thought of. One student raised the notion of allowing students to write off the cost of college tuition on their taxes.</w:t>
+        <w:t>Easter bunny Photos: Noon-4 p.m. Sunday, March 20, Petco, 1018 Mount Prospect Plaza, Mount Prospect. Friendly &amp; Feral Cat Rescue hosts Easter bunny photos to benefit the nonprofit community cat rescue. Photos are $10. For information, call Janet at (847) 394-0260.</w:t>
         <w:br/>
-        <w:t>Clinton was so struck by the idea that he conducted an instant poll, asking if students preferred the tax write-off, or the gradual payback offered by his community service plan. Community service won.</w:t>
+        <w:t>Floral Design Showcase: 7 p.m. Monday, March 21, Streamwood High School, 701 W. Schaumburg Road, Streamwood. The 10th annual Floral Design Showcase, sponsored by the Streamwood Woman's Club. Tickets are $12 at the door, $10 each for groups of 10 or more, advance purchase only. All flower arrangements will be raffled. Proceeds benefit local organizations, including the Streamwood DARE program, Community Crisis Center and Hanover Township Food Pantry. For information, call Barb Ferrara, (630) 272-2992.</w:t>
         <w:br/>
-        <w:t>But Clinton's approach as a national Mr. Fix-It has its limitations. Sam Elliott, 20, asked him what he planned to do about Elliott's core electronics courses being canceled for lack of funds.</w:t>
+        <w:t>Insider Secrets To Container Gardening: 6:30 p.m. Monday, March 21, Toms-Price Home Furnishings, 100 W. Higgins, Suite J-40, South Barrington. Jennifer Brennan, horticultural information specialist at Chalet Garden Center in Wilmette, shares her secrets about how to create beautiful outdoor containers. Presentation also includes refreshments and prize giveaways. Free. Register at (847) 783-1500.</w:t>
         <w:br/>
-        <w:t>''The federal government does not have the capacity, with the deficit we have, to take over substantial funding of the community college system,'' Clinton said.</w:t>
+        <w:t>Movie — 'Suffragette': 12:30 p.m. Monday, March 21, Prospect Heights Public Library, 12 N. Elm St., Prospect Heights. Celebrate Women's History Month. In this galvanizing feminist drama, a working-class laundress in 19th century London becomes radicalized when she meets a brave cadre of women organizing to obtain the vote. PG-13. 2015. Register at the Information Desk, (847) 259-3500, ext. 35, or www.phpl.info.</w:t>
         <w:br/>
-        <w:t>Not good enough, Elliott said. ''I asked him if the federal government could do more, and he said no. That's the whole problem - they won't do anything.''</w:t>
+        <w:t>Tuesday Matinee Movie; 'The Martian': 2 p.m. Tuesday, March 22, Rolling Meadows Library, 3110 Martin Lane, Rolling Meadows. Starring Matt Damon, this film chronicles the adventures of an astronaut unintentionally left behind on Mars.</w:t>
         <w:br/>
-        <w:t>CLINTON: Addressing community college students in Illinois dramatic action.</w:t>
+        <w:t>'The 39 Steps': 1 p.m. Wednesday, March 23; 7:30 p.m. Thursday, March 24; 8 p.m. Friday, March 25; 7 p.m. Saturday, March 26, Metropolis Performing Arts Centre, 111 W. Campbell St., Arlington Heights. Hitchcocks classic re-imagined as a whodunit farce. A simple man happens upon a woman who reveals she is a spy in desperate need of help. Suddenly, she is murdered and the saga begins as he flees and is subsequently followed throughout Europe: a fugitive on the run. Watch as four actors seamlessly transition to play over 100 characters in this imaginative comedy. Tickets $38. For tickets/information, www.metropolisarts.com or (847) 577-2121.</w:t>
         <w:br/>
+        <w:t>Reel Paddling Film Festival World Tour: 7 p.m. Wednesday, March 23, Durty Nellie's, 180 N. Smith St., Palatine. Rapid Media's 11th annual Reel Paddling Film Festival showcases the world's best paddling films. The festival inspires people to explore rivers, lakes and oceans, push physical and emotional extremes, embrace the lifestyle and appreciate the heritage of the wild places people paddle. Presented by the Chicago Whitewater Association. $12. For information, www.chicagowhitewater.org.</w:t>
         <w:br/>
-        <w:t>Notes</w:t>
+        <w:t>Underwater EGGstravaganza: 6-8 p.m. Thursday, March 24, The Water Works, 505 N. Springinsguth Road, Schaumburg. Open to children ages 1 and older. Activities include egg hunt, DJ, games and refreshments. After swimming and finding eggs, participants may exchange their bounties for goody bags. Hunts will take place by age: 6:15 p.m. ages 2 and younger; 6:30 p.m. 3-4 years; 6:45 p.m. 5-6 years; 7 p.m. 7-8 years; 7:15 p.m. ages 9 and older. Bring baskets or buckets for collecting eggs. $12 per child residents and $18 per child nonresidents. For information, (847) 490-7015 or www.parkfun.com.</w:t>
         <w:br/>
+        <w:t>Latino Literature in the United States Exhibit: Through April 14, Palatine Library, 700 N. North Court, Palatine. A special exhibit, "Voces Americanas: Latino Literature in the United States" will be on display at Palatine Library on the second floor. Opening Reception 6:30-7:30 p.m. Thursday, March 24, all are welcome to attend. This celebratory survey of works by Latinos over the past 30 years, features images of authors, books, movie stills, public presentations, and illustrations to enjoy. For information, www.palatinelibrary.org.</w:t>
         <w:br/>
-        <w:t>WASHINGTON AND THE WORLD; TRANSITION</w:t>
+        <w:t>Lunch with the Bunny: 11 a.m. Friday, March 25, Twin Lakes Recreation Area, 1200 E. Twin Lakes Ave., Palatine. Parents and children, join us for an exciting afternoon with a visit from the Easter bunny. Besides having a delicious lunch of pizza, breadsticks and salad, there will be a coloring contest, decorating eggs and making a fun craft. Don't forget your camera. Must preregister for this event. $15. For information, saltcreek.multisportsystems.com.</w:t>
         <w:br/>
+        <w:t>Aqua Egg Hunt: 10 a.m. Friday March 25, Splash Central, 700 S. Bartlett Road, Bartlett. Excite your egg hunt this year by collecting eggs from the activity pool. Stay after the event to meet Navigator, the Splash Central mascot, and swim. Everyone must preregister at the Park District Community Center front desk. Bring a bathing suit, a towel and collection basket for your eggs. Free with Splash Central Pass; others pay $9 residents and $11 nonresidents. (630) 540-4800 or www.bartlettparks.org.</w:t>
         <w:br/>
-        <w:t>Graphic</w:t>
+        <w:t>Visit the Easter bunny: Noon-3 p.m. Friday, March 25, Ice House Mall, 200 Applebee St., Barrington. Bring your camera for free photos. Free giveaways to all children. Easter egg hunt: 1-2 p.m. Saturday, March 26. Join the shops of the Ice House Mall for an Easter egg hunt. Children will look for Easter eggs filled with treats at participating Ice House Mall shops. For children 12 years and under.</w:t>
         <w:br/>
+        <w:t>Easter Egg Program: 1 p.m. Saturday, March 26, Des Plaines History Center, 781 Pearson St., Des Plaines. The Des Plaines History Center's annual family program, Easter Egg Traditions, will be presented by Marina Orzhynska, who teaches Saturday school at Holy Virgin Protection Russian Orthodox Cathedral in Des Plaines. The program is designed for children, ages 5-12, with an adult. The fee is $3 per child for nonmembers, $2 for members. All families with schoolchildren are welcome to attend. For information, www.desplaineshistory.org or (847) 391-5399.</w:t>
         <w:br/>
-        <w:t xml:space="preserve"> </w:t>
+        <w:t>Easter egg hunt: Doors open 9 a.m. Saturday, March 26, Immanuel United Church of Christ, 1500 Old Church Road, Streamwood. The fifth annual Easter egg hunt starts at 9:30 a.m. Children ages 12 and younger can hunt for eggs. The cost is $3 for one child; $5 for two children; $8 for three children and $10 for four children. An award will be given to one child from each age group who finds the special golden egg. Dress for the weather and bring your own basket. Register at (630) 837-0190.</w:t>
         <w:br/>
-        <w:t>PHOTO, b/w, Gary Hershorn, Reuters</w:t>
+        <w:t>Trunk and Treaster: 1 a.m. Saturday, March 26, Elk Grove Baptist Church, 801 Beisner, Elk Grove Village. Free family event. Collect Easter eggs and candy from decorated car trunks telling the true Easter story. Crafts, kites, sidewalk chalk, soccer, hot dogs, snacks, and more. If you liked our fall Trunk or Treat event, hop on over and join the fun. In case of inclement weather, activities will be held indoors. For information, myegbc.com.</w:t>
+        <w:br/>
+        <w:t>Egg Hunts with the Easter bunny: 8 a.m. Saturday, March 26, Hoffman Estates Park District, 1685 W. Higgins Road; 8:15 a.m. Fabbrini Park, 1704 Glenlake Road; 9:30 a.m. Pine Park, 750 Charleston; 10:45 a.m. Cannon Crossing, 1675 Nicholson Drive, all in Hoffman Estates. Children will be divided into age groups to hunt for eggs filled with treats, with the youngest age group first. Event will run rain or shine outdoors. Please choose only one egg hunt to attend. For information, www.heparks.org.</w:t>
+        <w:br/>
+        <w:t>Brunch With The Bunny: 9:30 a.m. Saturday, March 26, Roselle Park District, 555 W. Bryn Mawr Ave., Roselle. Join for a fun filled morning and delicious breakfast brought to you by Roselle's Brunch Cafe. Breakfast will include scrambled eggs, French toast, bacon, sausage, potatoes and a variety of beverages. Parents don't forget to bring your camera. After breakfast, meet at the Clauss Recreation Center baseball fields at 11:15 a.m. for an egg hunt. Plastic eggs filled with candy and toys will be hidden throughout the age designated areas. Registration required. Fee is per person and includes catered breakfast followed by an egg hunt. $5-$13. For information, rparks.org.</w:t>
+        <w:br/>
+        <w:t>Easter egg hunt: 9:30 a.m. Saturday, March 26, St. Peter United Church of Christ, 47 Church St., Lake Zurich. The annual Easter egg hunt for all children ages 2-12. For information contact the church office, (847) 438-6441.</w:t>
+        <w:br/>
+        <w:t>Visit with the Bunny: 1-4 p.m. Saturday, March 26, Deer Park Town Center, 20530 N. Rand Road, Deer Park. Hop on over to Brilliant Sky Toys &amp; Books for visits with the bunny. Cameras are welcome. For details contact Brilliant Sky Toys &amp; Books at (847) 438-8300.</w:t>
       </w:r>
     </w:p>
     <w:sectPr>
